--- a/policy_docs_word/03w HIPAA - Workstation Use Policy (1).docx
+++ b/policy_docs_word/03w HIPAA - Workstation Use Policy (1).docx
@@ -56,358 +56,257 @@
         <w:t xml:space="preserve">: May 4, 2025 |</w:t>
       </w:r>
     </w:p>
-    <w:p>
-      <w:pPr>
-        <w:pStyle w:val="Compact"/>
+    <w:bookmarkStart w:id="9" w:name="i.-scope"/>
+    <w:p>
+      <w:pPr>
+        <w:pStyle w:val="Heading2"/>
+      </w:pPr>
+      <w:r>
+        <w:t xml:space="preserve">I. Scope</w:t>
+      </w:r>
+    </w:p>
+    <w:p>
+      <w:pPr>
+        <w:pStyle w:val="FirstParagraph"/>
+      </w:pPr>
+      <w:r>
+        <w:t xml:space="preserve">This Policy applies to all facilities and locations owned, operated, or managed by Millie, Inc.(“Company”), and all Company personnel. For purposes of this Policy, the term “personnel” includes all licensed professionals and staff who perform services on behalf of Company.</w:t>
+      </w:r>
+    </w:p>
+    <w:bookmarkEnd w:id="9"/>
+    <w:bookmarkStart w:id="10" w:name="ii.-policy"/>
+    <w:p>
+      <w:pPr>
+        <w:pStyle w:val="Heading2"/>
+      </w:pPr>
+      <w:r>
+        <w:t xml:space="preserve">II. Policy</w:t>
+      </w:r>
+    </w:p>
+    <w:p>
+      <w:pPr>
         <w:numPr>
           <w:ilvl w:val="0"/>
           <w:numId w:val="1001"/>
         </w:numPr>
       </w:pPr>
       <w:r>
-        <w:rPr>
-          <w:b/>
-          <w:bCs/>
-        </w:rPr>
-        <w:t xml:space="preserve">Scope</w:t>
-      </w:r>
-    </w:p>
-    <w:p>
-      <w:pPr>
-        <w:pStyle w:val="FirstParagraph"/>
-      </w:pPr>
-      <w:r>
-        <w:t xml:space="preserve">This Policy applies to all facilities and locations owned, operated, or managed by Millie, Inc.(“Company”), and all Company personnel. For purposes of this Policy, the term “personnel” includes all licensed professionals and staff who perform services on behalf of Company.</w:t>
-      </w:r>
-    </w:p>
-    <w:p>
-      <w:pPr>
-        <w:pStyle w:val="Compact"/>
+        <w:t xml:space="preserve">It is Company’s policy to establish the protocols for use of individual Workstations by personnel in order to safeguard the IT System and the integrity and confidentiality of data residing thereon.</w:t>
+      </w:r>
+    </w:p>
+    <w:p>
+      <w:pPr>
         <w:numPr>
           <w:ilvl w:val="0"/>
-          <w:numId w:val="1002"/>
+          <w:numId w:val="1001"/>
         </w:numPr>
       </w:pPr>
       <w:r>
-        <w:rPr>
-          <w:b/>
-          <w:bCs/>
-        </w:rPr>
-        <w:t xml:space="preserve">Policy</w:t>
-      </w:r>
-    </w:p>
-    <w:p>
-      <w:pPr>
-        <w:pStyle w:val="Compact"/>
+        <w:t xml:space="preserve">This Policy applies to all Users accessing the IT System using individual Workstations, including iPads, owned and maintained by Company as well as iPhones and other mobile devices owned and maintained by personnel, but which are used in the performance of personnel members’ job functions. All Users are required to comply with this Policy. Because one of the greatest security risks to Company’s data and PHI is use of Workstations, Users must take all necessary steps to prevent the improper use of or damage to their individual Workstations. Users must adhere to the rules set forth below in connection with the use and operation of Workstations.</w:t>
+      </w:r>
+      <w:r>
+        <w:t xml:space="preserve"> </w:t>
+      </w:r>
+      <w:r>
+        <w:t xml:space="preserve">## III. Procedure</w:t>
+      </w:r>
+      <w:r>
+        <w:t xml:space="preserve"> </w:t>
+      </w:r>
+      <w:r>
+        <w:t xml:space="preserve">### a. Physical Safeguards</w:t>
+      </w:r>
+    </w:p>
+    <w:p>
+      <w:pPr>
         <w:numPr>
           <w:ilvl w:val="0"/>
-          <w:numId w:val="1002"/>
+          <w:numId w:val="1001"/>
         </w:numPr>
       </w:pPr>
       <w:r>
-        <w:t xml:space="preserve">It is Company’s policy to establish the protocols for use of individual Workstations by personnel in order to safeguard the IT System and the integrity and confidentiality of data residing thereon.</w:t>
-      </w:r>
-    </w:p>
-    <w:p>
-      <w:pPr>
-        <w:pStyle w:val="Compact"/>
+        <w:t xml:space="preserve">Users must always lock their Workstations, if possible, or sign off the Workstation when not using it or when leaving the work area for breaks. Workstations should be locked after 5 minutes of inactivity</w:t>
+      </w:r>
+    </w:p>
+    <w:p>
+      <w:pPr>
         <w:numPr>
           <w:ilvl w:val="0"/>
-          <w:numId w:val="1002"/>
+          <w:numId w:val="1001"/>
         </w:numPr>
       </w:pPr>
       <w:r>
-        <w:t xml:space="preserve">This Policy applies to all Users accessing the IT System using individual Workstations, including iPads, owned and maintained by Company as well as iPhones and other mobile devices owned and maintained by personnel, but which are used in the performance of personnel members’ job functions. All Users are required to comply with this Policy. Because one of the greatest security risks to Company’s data and PHI is use of Workstations, Users must take all necessary steps to prevent the improper use of or damage to their individual Workstations. Users must adhere to the rules set forth below in connection with the use and operation of Workstations.</w:t>
-      </w:r>
-    </w:p>
-    <w:p>
-      <w:pPr>
-        <w:pStyle w:val="Compact"/>
+        <w:t xml:space="preserve">Users must sign off at their Workstations at the end of the day. When using mobile phones or iPads, Users should lock their devices after two minutes when not in use.</w:t>
+      </w:r>
+    </w:p>
+    <w:p>
+      <w:pPr>
         <w:numPr>
           <w:ilvl w:val="0"/>
-          <w:numId w:val="1002"/>
+          <w:numId w:val="1001"/>
         </w:numPr>
       </w:pPr>
       <w:r>
-        <w:rPr>
-          <w:b/>
-          <w:bCs/>
-        </w:rPr>
-        <w:t xml:space="preserve">Procedure</w:t>
-      </w:r>
-    </w:p>
-    <w:p>
-      <w:pPr>
-        <w:pStyle w:val="Compact"/>
+        <w:t xml:space="preserve">To prevent damage to any equipment, users should take care when eating or drinking in the vicinity of a Workstation.</w:t>
+      </w:r>
+    </w:p>
+    <w:p>
+      <w:pPr>
         <w:numPr>
           <w:ilvl w:val="0"/>
-          <w:numId w:val="1002"/>
+          <w:numId w:val="1001"/>
         </w:numPr>
       </w:pPr>
       <w:r>
-        <w:rPr>
-          <w:i/>
-          <w:iCs/>
-        </w:rPr>
-        <w:t xml:space="preserve">Physical Safeguards</w:t>
-      </w:r>
-      <w:r>
-        <w:t xml:space="preserve">.</w:t>
-      </w:r>
-    </w:p>
-    <w:p>
-      <w:pPr>
-        <w:pStyle w:val="Compact"/>
+        <w:t xml:space="preserve">Users must never log on to their Workstation for, or share their passwords with, another party (including but not limited to temporary personnel of Company) or permit unauthorized parties to use a Workstation.</w:t>
+      </w:r>
+    </w:p>
+    <w:p>
+      <w:pPr>
         <w:numPr>
           <w:ilvl w:val="0"/>
-          <w:numId w:val="1002"/>
+          <w:numId w:val="1001"/>
         </w:numPr>
       </w:pPr>
       <w:r>
-        <w:t xml:space="preserve">Users must always lock their Workstations, if possible, or sign off the Workstation when not using it or when leaving the work area for breaks. Workstations should be locked after 5 minutes of inactivity</w:t>
-      </w:r>
-    </w:p>
-    <w:p>
-      <w:pPr>
-        <w:pStyle w:val="Compact"/>
+        <w:t xml:space="preserve">Passwords and user IDs should not be stored on or near a Workstation.</w:t>
+      </w:r>
+    </w:p>
+    <w:p>
+      <w:pPr>
         <w:numPr>
           <w:ilvl w:val="0"/>
-          <w:numId w:val="1002"/>
+          <w:numId w:val="1001"/>
         </w:numPr>
       </w:pPr>
       <w:r>
-        <w:t xml:space="preserve">Users must sign off at their Workstations at the end of the day. When using mobile phones or iPads, Users should lock their devices after two minutes when not in use.</w:t>
-      </w:r>
-    </w:p>
-    <w:p>
-      <w:pPr>
-        <w:pStyle w:val="Compact"/>
+        <w:t xml:space="preserve">Users must not remove monitor privacy shields if such shields have been installed on their Workstations by Company.</w:t>
+      </w:r>
+      <w:r>
+        <w:t xml:space="preserve"> </w:t>
+      </w:r>
+      <w:r>
+        <w:t xml:space="preserve">### b. Technical Security</w:t>
+      </w:r>
+    </w:p>
+    <w:p>
+      <w:pPr>
         <w:numPr>
           <w:ilvl w:val="0"/>
-          <w:numId w:val="1002"/>
+          <w:numId w:val="1001"/>
         </w:numPr>
       </w:pPr>
       <w:r>
-        <w:t xml:space="preserve">To prevent damage to any equipment, users should take care when eating or drinking in the vicinity of a Workstation.</w:t>
-      </w:r>
-    </w:p>
-    <w:p>
-      <w:pPr>
-        <w:pStyle w:val="Compact"/>
+        <w:t xml:space="preserve">Workstations may not be configured to automatically enter log-on information or passwords.</w:t>
+      </w:r>
+    </w:p>
+    <w:p>
+      <w:pPr>
         <w:numPr>
           <w:ilvl w:val="0"/>
-          <w:numId w:val="1002"/>
+          <w:numId w:val="1001"/>
         </w:numPr>
       </w:pPr>
       <w:r>
-        <w:t xml:space="preserve">Users must never log on to their Workstation for, or share their passwords with, another party (including but not limited to temporary personnel of Company) or permit unauthorized parties to use a Workstation.</w:t>
-      </w:r>
-    </w:p>
-    <w:p>
-      <w:pPr>
-        <w:pStyle w:val="Compact"/>
+        <w:t xml:space="preserve">Users must comply with all Company directives pertaining to Workstation security and maintenance issued from time to time, as applicable (e.g., virus notices, corrective actions to be implemented by Users, system upgrades).</w:t>
+      </w:r>
+    </w:p>
+    <w:p>
+      <w:pPr>
         <w:numPr>
           <w:ilvl w:val="0"/>
-          <w:numId w:val="1002"/>
+          <w:numId w:val="1001"/>
         </w:numPr>
       </w:pPr>
       <w:r>
-        <w:t xml:space="preserve">Passwords and user IDs should not be stored on or near a Workstation.</w:t>
-      </w:r>
-    </w:p>
-    <w:p>
-      <w:pPr>
-        <w:pStyle w:val="Compact"/>
+        <w:t xml:space="preserve">Workstation configuration shall only be performed by a personnel member or agent authorized by Company unless such configuration is being performed by the personnel member to a personnel member’s mobile phone or iPad. Users must never modify system configuration files or access control lists for such files or files belonging to other users.</w:t>
+      </w:r>
+    </w:p>
+    <w:p>
+      <w:pPr>
         <w:numPr>
           <w:ilvl w:val="0"/>
-          <w:numId w:val="1002"/>
+          <w:numId w:val="1001"/>
         </w:numPr>
       </w:pPr>
       <w:r>
-        <w:t xml:space="preserve">Users must not remove monitor privacy shields if such shields have been installed on their Workstations by Company.</w:t>
-      </w:r>
-    </w:p>
-    <w:p>
-      <w:pPr>
-        <w:pStyle w:val="Compact"/>
+        <w:t xml:space="preserve">If not locked, all Workstations, excluding mobile phones and iPads, shall run activated screen savers that operate in accordance with Company’s requirements. Users may use only those screen savers that are authorized by Company and may not modify the timing of any authorized screen saver or download any screen saver from an Internet source.</w:t>
+      </w:r>
+      <w:r>
+        <w:t xml:space="preserve"> </w:t>
+      </w:r>
+      <w:r>
+        <w:t xml:space="preserve">### c. Protection of Work-Related Documents or Information</w:t>
+      </w:r>
+    </w:p>
+    <w:p>
+      <w:pPr>
         <w:numPr>
           <w:ilvl w:val="0"/>
-          <w:numId w:val="1002"/>
+          <w:numId w:val="1001"/>
         </w:numPr>
       </w:pPr>
       <w:r>
-        <w:rPr>
-          <w:i/>
-          <w:iCs/>
-        </w:rPr>
-        <w:t xml:space="preserve">Technical Security</w:t>
-      </w:r>
-      <w:r>
-        <w:t xml:space="preserve">.</w:t>
-      </w:r>
-    </w:p>
-    <w:p>
-      <w:pPr>
-        <w:pStyle w:val="Compact"/>
+        <w:t xml:space="preserve">Unless authorized or otherwise directed by Company, work-related data and files must be stored on the external hosting platform with which Company contracts, in the Company app or on the network server of the IT System, and not on a computer C drive, CD or thumb drive nor directly on a mobile phone or iPad.</w:t>
+      </w:r>
+    </w:p>
+    <w:p>
+      <w:pPr>
         <w:numPr>
           <w:ilvl w:val="0"/>
-          <w:numId w:val="1002"/>
+          <w:numId w:val="1001"/>
         </w:numPr>
       </w:pPr>
       <w:r>
-        <w:t xml:space="preserve">Workstations may not be configured to automatically enter log-on information or passwords.</w:t>
-      </w:r>
-    </w:p>
-    <w:p>
-      <w:pPr>
-        <w:pStyle w:val="Compact"/>
+        <w:t xml:space="preserve">Users shall secure media (e.g., hard copy or CDs but not mobile phones) that contains PHI in a locked desk, cabinet or room.</w:t>
+      </w:r>
+    </w:p>
+    <w:p>
+      <w:pPr>
         <w:numPr>
           <w:ilvl w:val="0"/>
-          <w:numId w:val="1002"/>
+          <w:numId w:val="1001"/>
         </w:numPr>
       </w:pPr>
       <w:r>
-        <w:t xml:space="preserve">Users must comply with all Company directives pertaining to Workstation security and maintenance issued from time to time, as applicable (e.g., virus notices, corrective actions to be implemented by Users, system upgrades).</w:t>
-      </w:r>
-    </w:p>
-    <w:p>
-      <w:pPr>
-        <w:pStyle w:val="Compact"/>
+        <w:t xml:space="preserve">Users must comply with any other applicable Company policies when using Workstations, including Company’s Password Management Policy.</w:t>
+      </w:r>
+      <w:r>
+        <w:t xml:space="preserve"> </w:t>
+      </w:r>
+      <w:r>
+        <w:t xml:space="preserve">### d. BYOD &amp; Mobile Device Management</w:t>
+      </w:r>
+    </w:p>
+    <w:p>
+      <w:pPr>
         <w:numPr>
           <w:ilvl w:val="0"/>
-          <w:numId w:val="1002"/>
+          <w:numId w:val="1001"/>
         </w:numPr>
       </w:pPr>
       <w:r>
-        <w:t xml:space="preserve">Workstation configuration shall only be performed by a personnel member or agent authorized by Company unless such configuration is being performed by the personnel member to a personnel member’s mobile phone or iPad. Users must never modify system configuration files or access control lists for such files or files belonging to other users.</w:t>
-      </w:r>
-    </w:p>
-    <w:p>
-      <w:pPr>
-        <w:pStyle w:val="Compact"/>
+        <w:t xml:space="preserve">Personal devices (Bring-Your-Own-Device, or “BYOD”) may be used for Company email, messaging, and approved SaaS only. PHI must not be stored locally on personal devices. Any device — Company-issued or personal — that accesses PHI must be enrolled in Company’s mobile device management (“MDM”) program, must require a device passcode with auto-lock and disk encryption, and must support remote wipe of Company data. Personal devices that are not enrolled in MDM are restricted to web-based SaaS accessed via single sign-on with multi-factor authentication and may not store PHI. The Chief Security Officer may remotely wipe Company data from any enrolled device upon termination, role change that removes PHI access, or loss/theft of the device.</w:t>
+      </w:r>
+      <w:r>
+        <w:t xml:space="preserve"> </w:t>
+      </w:r>
+      <w:r>
+        <w:t xml:space="preserve">## IV. References</w:t>
+      </w:r>
+    </w:p>
+    <w:p>
+      <w:pPr>
         <w:numPr>
           <w:ilvl w:val="0"/>
-          <w:numId w:val="1002"/>
+          <w:numId w:val="1001"/>
         </w:numPr>
       </w:pPr>
       <w:r>
-        <w:t xml:space="preserve">If not locked, all Workstations, excluding mobile phones and iPads, shall run activated screen savers that operate in accordance with Company’s requirements. Users may use only those screen savers that are authorized by Company and may not modify the timing of any authorized screen saver or download any screen saver from an Internet source.</w:t>
-      </w:r>
-    </w:p>
-    <w:p>
-      <w:pPr>
-        <w:pStyle w:val="Compact"/>
-        <w:numPr>
-          <w:ilvl w:val="0"/>
-          <w:numId w:val="1002"/>
-        </w:numPr>
-      </w:pPr>
-      <w:r>
-        <w:rPr>
-          <w:i/>
-          <w:iCs/>
-        </w:rPr>
-        <w:t xml:space="preserve">Protection of Work-Related Documents or Information</w:t>
-      </w:r>
-      <w:r>
-        <w:t xml:space="preserve">.</w:t>
-      </w:r>
-    </w:p>
-    <w:p>
-      <w:pPr>
-        <w:pStyle w:val="Compact"/>
-        <w:numPr>
-          <w:ilvl w:val="0"/>
-          <w:numId w:val="1002"/>
-        </w:numPr>
-      </w:pPr>
-      <w:r>
-        <w:t xml:space="preserve">Unless authorized or otherwise directed by Company, work-related data and files must be stored on the external hosting platform with which Company contracts, in the Company app or on the network server of the IT System, and not on a computer C drive, CD or thumb drive nor directly on a mobile phone or iPad.</w:t>
-      </w:r>
-    </w:p>
-    <w:p>
-      <w:pPr>
-        <w:pStyle w:val="Compact"/>
-        <w:numPr>
-          <w:ilvl w:val="0"/>
-          <w:numId w:val="1002"/>
-        </w:numPr>
-      </w:pPr>
-      <w:r>
-        <w:t xml:space="preserve">Users shall secure media (e.g., hard copy or CDs but not mobile phones) that contains PHI in a locked desk, cabinet or room.</w:t>
-      </w:r>
-    </w:p>
-    <w:p>
-      <w:pPr>
-        <w:pStyle w:val="Compact"/>
-        <w:numPr>
-          <w:ilvl w:val="0"/>
-          <w:numId w:val="1002"/>
-        </w:numPr>
-      </w:pPr>
-      <w:r>
-        <w:t xml:space="preserve">Users must comply with any other applicable Company policies when using Workstations, including Company’s Password Management Policy.</w:t>
-      </w:r>
-    </w:p>
-    <w:p>
-      <w:pPr>
-        <w:pStyle w:val="Compact"/>
-        <w:numPr>
-          <w:ilvl w:val="0"/>
-          <w:numId w:val="1002"/>
-        </w:numPr>
-      </w:pPr>
-      <w:r>
-        <w:rPr>
-          <w:i/>
-          <w:iCs/>
-        </w:rPr>
-        <w:t xml:space="preserve">BYOD &amp; Mobile Device Management</w:t>
-      </w:r>
-      <w:r>
-        <w:t xml:space="preserve">.</w:t>
-      </w:r>
-    </w:p>
-    <w:p>
-      <w:pPr>
-        <w:pStyle w:val="Compact"/>
-        <w:numPr>
-          <w:ilvl w:val="0"/>
-          <w:numId w:val="1002"/>
-        </w:numPr>
-      </w:pPr>
-      <w:r>
-        <w:t xml:space="preserve">Personal devices (Bring-Your-Own-Device, or “BYOD”) may be used for Company email, messaging, and approved SaaS only. PHI must not be stored locally on personal devices. Any device — Company-issued or personal — that accesses PHI must be enrolled in Company’s mobile device management (“MDM”) program, must require a device passcode with auto-lock and disk encryption, and must support remote wipe of Company data. Personal devices that are not enrolled in MDM are restricted to web-based SaaS accessed via single sign-on with multi-factor authentication and may not store PHI. The Chief Security Officer may remotely wipe Company data from any enrolled device upon termination, role change that removes PHI access, or loss/theft of the device.</w:t>
-      </w:r>
-    </w:p>
-    <w:p>
-      <w:pPr>
-        <w:pStyle w:val="Compact"/>
-        <w:numPr>
-          <w:ilvl w:val="0"/>
-          <w:numId w:val="1002"/>
-        </w:numPr>
-      </w:pPr>
-      <w:r>
-        <w:rPr>
-          <w:b/>
-          <w:bCs/>
-        </w:rPr>
-        <w:t xml:space="preserve">References</w:t>
-      </w:r>
-    </w:p>
-    <w:p>
-      <w:pPr>
-        <w:pStyle w:val="Compact"/>
-        <w:numPr>
-          <w:ilvl w:val="0"/>
-          <w:numId w:val="1003"/>
-        </w:numPr>
-      </w:pPr>
-      <w:r>
         <w:t xml:space="preserve">45 C.F.R. § 164.310(b)</w:t>
       </w:r>
     </w:p>
+    <w:bookmarkEnd w:id="10"/>
     <w:sectPr>
       <w:footnotePr>
         <w:numRestart w:val="eachSect"/>
@@ -518,91 +417,6 @@
       </w:pPr>
     </w:lvl>
   </w:abstractNum>
-  <w:abstractNum w:abstractNumId="99411">
-    <w:nsid w:val="00A99411"/>
-    <w:multiLevelType w:val="multilevel"/>
-    <w:lvl w:ilvl="0">
-      <w:start w:val="1"/>
-      <w:numFmt w:val="decimal"/>
-      <w:lvlText w:val="%1."/>
-      <w:lvlJc w:val="left"/>
-      <w:pPr>
-        <w:ind w:left="720" w:hanging="360"/>
-      </w:pPr>
-    </w:lvl>
-    <w:lvl w:ilvl="1">
-      <w:start w:val="1"/>
-      <w:numFmt w:val="decimal"/>
-      <w:lvlText w:val="%2."/>
-      <w:lvlJc w:val="left"/>
-      <w:pPr>
-        <w:ind w:left="1440" w:hanging="360"/>
-      </w:pPr>
-    </w:lvl>
-    <w:lvl w:ilvl="2">
-      <w:start w:val="1"/>
-      <w:numFmt w:val="decimal"/>
-      <w:lvlText w:val="%3."/>
-      <w:lvlJc w:val="left"/>
-      <w:pPr>
-        <w:ind w:left="2160" w:hanging="360"/>
-      </w:pPr>
-    </w:lvl>
-    <w:lvl w:ilvl="3">
-      <w:start w:val="1"/>
-      <w:numFmt w:val="decimal"/>
-      <w:lvlText w:val="%4."/>
-      <w:lvlJc w:val="left"/>
-      <w:pPr>
-        <w:ind w:left="2880" w:hanging="360"/>
-      </w:pPr>
-    </w:lvl>
-    <w:lvl w:ilvl="4">
-      <w:start w:val="1"/>
-      <w:numFmt w:val="decimal"/>
-      <w:lvlText w:val="%5."/>
-      <w:lvlJc w:val="left"/>
-      <w:pPr>
-        <w:ind w:left="3600" w:hanging="360"/>
-      </w:pPr>
-    </w:lvl>
-    <w:lvl w:ilvl="5">
-      <w:start w:val="1"/>
-      <w:numFmt w:val="decimal"/>
-      <w:lvlText w:val="%6."/>
-      <w:lvlJc w:val="left"/>
-      <w:pPr>
-        <w:ind w:left="4320" w:hanging="360"/>
-      </w:pPr>
-    </w:lvl>
-    <w:lvl w:ilvl="6">
-      <w:start w:val="1"/>
-      <w:numFmt w:val="decimal"/>
-      <w:lvlText w:val="%7."/>
-      <w:lvlJc w:val="left"/>
-      <w:pPr>
-        <w:ind w:left="5040" w:hanging="360"/>
-      </w:pPr>
-    </w:lvl>
-    <w:lvl w:ilvl="7">
-      <w:start w:val="1"/>
-      <w:numFmt w:val="decimal"/>
-      <w:lvlText w:val="%8."/>
-      <w:lvlJc w:val="left"/>
-      <w:pPr>
-        <w:ind w:left="5760" w:hanging="360"/>
-      </w:pPr>
-    </w:lvl>
-    <w:lvl w:ilvl="8">
-      <w:start w:val="1"/>
-      <w:numFmt w:val="decimal"/>
-      <w:lvlText w:val="%9."/>
-      <w:lvlJc w:val="left"/>
-      <w:pPr>
-        <w:ind w:left="6480" w:hanging="360"/>
-      </w:pPr>
-    </w:lvl>
-  </w:abstractNum>
   <w:abstractNum w:abstractNumId="991">
     <w:nsid w:val="0000A991"/>
     <w:multiLevelType w:val="multilevel"/>
@@ -710,66 +524,6 @@
     <w:abstractNumId w:val="990"/>
   </w:num>
   <w:num w:numId="1001">
-    <w:abstractNumId w:val="99411"/>
-    <w:lvlOverride w:ilvl="0">
-      <w:startOverride w:val="1"/>
-    </w:lvlOverride>
-    <w:lvlOverride w:ilvl="1">
-      <w:startOverride w:val="1"/>
-    </w:lvlOverride>
-    <w:lvlOverride w:ilvl="2">
-      <w:startOverride w:val="1"/>
-    </w:lvlOverride>
-    <w:lvlOverride w:ilvl="3">
-      <w:startOverride w:val="1"/>
-    </w:lvlOverride>
-    <w:lvlOverride w:ilvl="4">
-      <w:startOverride w:val="1"/>
-    </w:lvlOverride>
-    <w:lvlOverride w:ilvl="5">
-      <w:startOverride w:val="1"/>
-    </w:lvlOverride>
-    <w:lvlOverride w:ilvl="6">
-      <w:startOverride w:val="1"/>
-    </w:lvlOverride>
-    <w:lvlOverride w:ilvl="7">
-      <w:startOverride w:val="1"/>
-    </w:lvlOverride>
-    <w:lvlOverride w:ilvl="8">
-      <w:startOverride w:val="1"/>
-    </w:lvlOverride>
-  </w:num>
-  <w:num w:numId="1002">
-    <w:abstractNumId w:val="99411"/>
-    <w:lvlOverride w:ilvl="0">
-      <w:startOverride w:val="1"/>
-    </w:lvlOverride>
-    <w:lvlOverride w:ilvl="1">
-      <w:startOverride w:val="1"/>
-    </w:lvlOverride>
-    <w:lvlOverride w:ilvl="2">
-      <w:startOverride w:val="1"/>
-    </w:lvlOverride>
-    <w:lvlOverride w:ilvl="3">
-      <w:startOverride w:val="1"/>
-    </w:lvlOverride>
-    <w:lvlOverride w:ilvl="4">
-      <w:startOverride w:val="1"/>
-    </w:lvlOverride>
-    <w:lvlOverride w:ilvl="5">
-      <w:startOverride w:val="1"/>
-    </w:lvlOverride>
-    <w:lvlOverride w:ilvl="6">
-      <w:startOverride w:val="1"/>
-    </w:lvlOverride>
-    <w:lvlOverride w:ilvl="7">
-      <w:startOverride w:val="1"/>
-    </w:lvlOverride>
-    <w:lvlOverride w:ilvl="8">
-      <w:startOverride w:val="1"/>
-    </w:lvlOverride>
-  </w:num>
-  <w:num w:numId="1003">
     <w:abstractNumId w:val="991"/>
   </w:num>
 </w:numbering>
